--- a/PPTs/Lecture 5.3 Exercises ANS.docx
+++ b/PPTs/Lecture 5.3 Exercises ANS.docx
@@ -87,7 +87,7 @@
           </mc:Choice>
           <mc:Fallback>
             <w:pict>
-              <v:group w14:anchorId="216DBFF7" id="Group 2" o:spid="_x0000_s1026" style="width:468pt;height:1pt;mso-position-horizontal-relative:char;mso-position-vertical-relative:line" coordsize="59436,127" o:gfxdata="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">
+              <v:group w14:anchorId="1CB75789" id="Group 2" o:spid="_x0000_s1026" style="width:468pt;height:1pt;mso-position-horizontal-relative:char;mso-position-vertical-relative:line" coordsize="59436,127" o:gfxdata="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">
                 <v:shape id="Graphic 3" o:spid="_x0000_s1027" style="position:absolute;top:63;width:59436;height:13;visibility:visible;mso-wrap-style:square;v-text-anchor:top" coordsize="5943600,1270" o:gfxdata="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" path="m,l5943600,e" filled="f" strokeweight="1pt">
                   <v:path arrowok="t"/>
                 </v:shape>
@@ -105,6 +105,7 @@
         </w:tabs>
         <w:spacing w:before="108"/>
         <w:ind w:left="780"/>
+        <w:jc w:val="center"/>
         <w:rPr>
           <w:rFonts w:ascii="Cambria"/>
           <w:sz w:val="26"/>
@@ -117,7 +118,7 @@
           <w:sz w:val="34"/>
           <w:szCs w:val="34"/>
         </w:rPr>
-        <w:t xml:space="preserve">  Lecture 5.</w:t>
+        <w:t>Lecture 5.</w:t>
       </w:r>
       <w:r>
         <w:rPr>
@@ -137,13 +138,6 @@
         </w:rPr>
         <w:t xml:space="preserve"> - Link-State Routing Exercises ANS</w:t>
       </w:r>
-      <w:r>
-        <w:rPr>
-          <w:rFonts w:ascii="Cambria"/>
-          <w:sz w:val="34"/>
-        </w:rPr>
-        <w:tab/>
-      </w:r>
     </w:p>
     <w:p>
       <w:pPr>
@@ -155,8 +149,6 @@
         </w:rPr>
       </w:pPr>
     </w:p>
-    <w:bookmarkStart w:id="0" w:name="Link-State_Routing"/>
-    <w:bookmarkEnd w:id="0"/>
     <w:p>
       <w:pPr>
         <w:pStyle w:val="Heading1"/>
@@ -170,6 +162,8 @@
         <w:spacing w:before="285"/>
         <w:ind w:left="1135" w:hanging="415"/>
       </w:pPr>
+      <w:bookmarkStart w:id="0" w:name="Link-State_Routing"/>
+      <w:bookmarkEnd w:id="0"/>
       <w:r>
         <w:rPr>
           <w:noProof/>
@@ -242,7 +236,7 @@
           </mc:Choice>
           <mc:Fallback>
             <w:pict>
-              <v:shape w14:anchorId="7C081E92" id="Graphic 4" o:spid="_x0000_s1026" style="position:absolute;margin-left:1in;margin-top:1.1pt;width:468pt;height:.1pt;z-index:-15728128;visibility:visible;mso-wrap-style:square;mso-wrap-distance-left:0;mso-wrap-distance-top:0;mso-wrap-distance-right:0;mso-wrap-distance-bottom:0;mso-position-horizontal:absolute;mso-position-horizontal-relative:page;mso-position-vertical:absolute;mso-position-vertical-relative:text;v-text-anchor:top" coordsize="5943600,1270" o:gfxdata="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" path="m,l5943600,e" filled="f" strokeweight="1pt">
+              <v:shape w14:anchorId="0BE45907" id="Graphic 4" o:spid="_x0000_s1026" style="position:absolute;margin-left:1in;margin-top:1.1pt;width:468pt;height:.1pt;z-index:-15728128;visibility:visible;mso-wrap-style:square;mso-wrap-distance-left:0;mso-wrap-distance-top:0;mso-wrap-distance-right:0;mso-wrap-distance-bottom:0;mso-position-horizontal:absolute;mso-position-horizontal-relative:page;mso-position-vertical:absolute;mso-position-vertical-relative:text;v-text-anchor:top" coordsize="5943600,1270" o:gfxdata="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" path="m,l5943600,e" filled="f" strokeweight="1pt">
                 <v:path arrowok="t"/>
                 <w10:wrap type="topAndBottom" anchorx="page"/>
               </v:shape>
@@ -10021,10 +10015,7 @@
         <w:t xml:space="preserve"> </w:t>
       </w:r>
       <w:r>
-        <w:t>F</w:t>
-      </w:r>
-      <w:r>
-        <w:t>ill</w:t>
+        <w:t>Fill</w:t>
       </w:r>
       <w:r>
         <w:rPr>
@@ -11488,7 +11479,7 @@
   <w:docDefaults>
     <w:rPrDefault>
       <w:rPr>
-        <w:rFonts w:asciiTheme="minorHAnsi" w:eastAsiaTheme="minorHAnsi" w:hAnsiTheme="minorHAnsi" w:cstheme="minorBidi"/>
+        <w:rFonts w:asciiTheme="minorHAnsi" w:eastAsiaTheme="minorEastAsia" w:hAnsiTheme="minorHAnsi" w:cstheme="minorBidi"/>
         <w:sz w:val="22"/>
         <w:szCs w:val="22"/>
         <w:lang w:val="en-US" w:eastAsia="en-US" w:bidi="ar-SA"/>

--- a/PPTs/Lecture 5.3 Exercises ANS.docx
+++ b/PPTs/Lecture 5.3 Exercises ANS.docx
@@ -149,6 +149,8 @@
         </w:rPr>
       </w:pPr>
     </w:p>
+    <w:bookmarkStart w:id="0" w:name="Link-State_Routing"/>
+    <w:bookmarkEnd w:id="0"/>
     <w:p>
       <w:pPr>
         <w:pStyle w:val="Heading1"/>
@@ -162,8 +164,6 @@
         <w:spacing w:before="285"/>
         <w:ind w:left="1135" w:hanging="415"/>
       </w:pPr>
-      <w:bookmarkStart w:id="0" w:name="Link-State_Routing"/>
-      <w:bookmarkEnd w:id="0"/>
       <w:r>
         <w:rPr>
           <w:noProof/>

--- a/PPTs/Lecture 5.3 Exercises ANS.docx
+++ b/PPTs/Lecture 5.3 Exercises ANS.docx
@@ -3521,9 +3521,17 @@
       </w:r>
       <w:r>
         <w:rPr>
+          <w:rFonts w:eastAsiaTheme="minorEastAsia" w:hint="eastAsia"/>
           <w:i/>
-        </w:rPr>
-        <w:t>Ge</w:t>
+          <w:lang w:eastAsia="zh-CN"/>
+        </w:rPr>
+        <w:t>C</w:t>
+      </w:r>
+      <w:r>
+        <w:rPr>
+          <w:i/>
+        </w:rPr>
+        <w:t>ost</w:t>
       </w:r>
       <w:r>
         <w:rPr>
@@ -3536,7 +3544,7 @@
         <w:rPr>
           <w:i/>
         </w:rPr>
-        <w:t>cost</w:t>
+        <w:t>of</w:t>
       </w:r>
       <w:r>
         <w:rPr>
@@ -3549,33 +3557,7 @@
         <w:rPr>
           <w:i/>
         </w:rPr>
-        <w:t>of</w:t>
-      </w:r>
-      <w:r>
-        <w:rPr>
-          <w:i/>
-          <w:spacing w:val="-13"/>
-        </w:rPr>
-        <w:t xml:space="preserve"> </w:t>
-      </w:r>
-      <w:r>
-        <w:rPr>
-          <w:i/>
-        </w:rPr>
-        <w:t>the</w:t>
-      </w:r>
-      <w:r>
-        <w:rPr>
-          <w:i/>
-          <w:spacing w:val="-13"/>
-        </w:rPr>
-        <w:t xml:space="preserve"> </w:t>
-      </w:r>
-      <w:r>
-        <w:rPr>
-          <w:i/>
-        </w:rPr>
-        <w:t>R1-to-R2</w:t>
+        <w:t>R1-R2</w:t>
       </w:r>
       <w:r>
         <w:rPr>
@@ -4054,7 +4036,7 @@
         <mc:AlternateContent>
           <mc:Choice Requires="wps">
             <w:drawing>
-              <wp:anchor distT="0" distB="0" distL="114300" distR="114300" simplePos="0" relativeHeight="487590400" behindDoc="0" locked="0" layoutInCell="1" allowOverlap="1" wp14:anchorId="0706A18D" wp14:editId="2F790C29">
+              <wp:anchor distT="0" distB="0" distL="114300" distR="114300" simplePos="0" relativeHeight="487590400" behindDoc="0" locked="0" layoutInCell="1" allowOverlap="1" wp14:anchorId="0706A18D" wp14:editId="54A683E3">
                 <wp:simplePos x="0" y="0"/>
                 <wp:positionH relativeFrom="margin">
                   <wp:posOffset>2417618</wp:posOffset>
@@ -4183,7 +4165,7 @@
         <mc:AlternateContent>
           <mc:Choice Requires="wpg">
             <w:drawing>
-              <wp:anchor distT="0" distB="0" distL="0" distR="0" simplePos="0" relativeHeight="15734272" behindDoc="0" locked="0" layoutInCell="1" allowOverlap="1" wp14:anchorId="5832DFE9" wp14:editId="16516523">
+              <wp:anchor distT="0" distB="0" distL="0" distR="0" simplePos="0" relativeHeight="15734272" behindDoc="0" locked="0" layoutInCell="1" allowOverlap="1" wp14:anchorId="5832DFE9" wp14:editId="00B066DB">
                 <wp:simplePos x="0" y="0"/>
                 <wp:positionH relativeFrom="page">
                   <wp:posOffset>619125</wp:posOffset>
@@ -4526,6 +4508,570 @@
       </w:pPr>
       <w:r>
         <w:rPr>
+          <w:noProof/>
+        </w:rPr>
+        <mc:AlternateContent>
+          <mc:Choice Requires="wps">
+            <w:drawing>
+              <wp:anchor distT="0" distB="0" distL="114300" distR="114300" simplePos="0" relativeHeight="487596544" behindDoc="0" locked="0" layoutInCell="1" allowOverlap="1" wp14:anchorId="5C2BAAAB" wp14:editId="6DAEA4B6">
+                <wp:simplePos x="0" y="0"/>
+                <wp:positionH relativeFrom="page">
+                  <wp:posOffset>3771900</wp:posOffset>
+                </wp:positionH>
+                <wp:positionV relativeFrom="paragraph">
+                  <wp:posOffset>173685</wp:posOffset>
+                </wp:positionV>
+                <wp:extent cx="3979469" cy="734291"/>
+                <wp:effectExtent l="0" t="0" r="21590" b="27940"/>
+                <wp:wrapNone/>
+                <wp:docPr id="1591092223" name="Text Box 80"/>
+                <wp:cNvGraphicFramePr/>
+                <a:graphic xmlns:a="http://schemas.openxmlformats.org/drawingml/2006/main">
+                  <a:graphicData uri="http://schemas.microsoft.com/office/word/2010/wordprocessingShape">
+                    <wps:wsp>
+                      <wps:cNvSpPr txBox="1"/>
+                      <wps:spPr>
+                        <a:xfrm>
+                          <a:off x="0" y="0"/>
+                          <a:ext cx="3979469" cy="734291"/>
+                        </a:xfrm>
+                        <a:prstGeom prst="rect">
+                          <a:avLst/>
+                        </a:prstGeom>
+                        <a:solidFill>
+                          <a:schemeClr val="bg1">
+                            <a:lumMod val="85000"/>
+                          </a:schemeClr>
+                        </a:solidFill>
+                        <a:ln w="6350">
+                          <a:solidFill>
+                            <a:prstClr val="black"/>
+                          </a:solidFill>
+                        </a:ln>
+                      </wps:spPr>
+                      <wps:txbx>
+                        <w:txbxContent>
+                          <w:p>
+                            <w:pPr>
+                              <w:rPr>
+                                <w:rFonts w:eastAsiaTheme="minorEastAsia" w:hint="eastAsia"/>
+                                <w:sz w:val="18"/>
+                                <w:szCs w:val="18"/>
+                                <w:lang w:eastAsia="zh-CN"/>
+                              </w:rPr>
+                            </w:pPr>
+                            <w:r>
+                              <w:rPr>
+                                <w:rStyle w:val="Strong"/>
+                                <w:sz w:val="18"/>
+                                <w:szCs w:val="18"/>
+                              </w:rPr>
+                              <w:t xml:space="preserve">1.7 Justification: </w:t>
+                            </w:r>
+                            <w:r>
+                              <w:rPr>
+                                <w:rFonts w:eastAsiaTheme="minorEastAsia"/>
+                                <w:sz w:val="18"/>
+                                <w:szCs w:val="18"/>
+                                <w:lang w:eastAsia="zh-CN"/>
+                              </w:rPr>
+                              <w:t>R3, R6, R7</w:t>
+                            </w:r>
+                            <w:r>
+                              <w:rPr>
+                                <w:rFonts w:eastAsiaTheme="minorEastAsia" w:hint="eastAsia"/>
+                                <w:sz w:val="18"/>
+                                <w:szCs w:val="18"/>
+                                <w:lang w:eastAsia="zh-CN"/>
+                              </w:rPr>
+                              <w:t xml:space="preserve"> must receive routing updates.</w:t>
+                            </w:r>
+                            <w:r>
+                              <w:rPr>
+                                <w:sz w:val="18"/>
+                                <w:szCs w:val="18"/>
+                              </w:rPr>
+                              <w:t xml:space="preserve"> </w:t>
+                            </w:r>
+                            <w:r>
+                              <w:rPr>
+                                <w:sz w:val="18"/>
+                                <w:szCs w:val="18"/>
+                              </w:rPr>
+                              <w:t xml:space="preserve">If R7 has not received routing update of </w:t>
+                            </w:r>
+                            <w:r>
+                              <w:rPr>
+                                <w:sz w:val="18"/>
+                                <w:szCs w:val="18"/>
+                              </w:rPr>
+                              <w:t>R1-to-R2 link cost 100, then it still thinks</w:t>
+                            </w:r>
+                            <w:r>
+                              <w:rPr>
+                                <w:sz w:val="18"/>
+                                <w:szCs w:val="18"/>
+                              </w:rPr>
+                              <w:t xml:space="preserve"> its</w:t>
+                            </w:r>
+                            <w:r>
+                              <w:rPr>
+                                <w:sz w:val="18"/>
+                                <w:szCs w:val="18"/>
+                              </w:rPr>
+                              <w:t xml:space="preserve"> shortest path to A is R7-R6-R2-R1</w:t>
+                            </w:r>
+                            <w:r>
+                              <w:rPr>
+                                <w:sz w:val="18"/>
+                                <w:szCs w:val="18"/>
+                              </w:rPr>
+                              <w:t>. But R6 thinks its shortest path to A is R6-</w:t>
+                            </w:r>
+                            <w:r>
+                              <w:rPr>
+                                <w:sz w:val="18"/>
+                                <w:szCs w:val="18"/>
+                              </w:rPr>
+                              <w:t>R7-R3-R1, so there is a routing loop R6-R7</w:t>
+                            </w:r>
+                            <w:r>
+                              <w:rPr>
+                                <w:sz w:val="18"/>
+                                <w:szCs w:val="18"/>
+                              </w:rPr>
+                              <w:t>.</w:t>
+                            </w:r>
+                            <w:r>
+                              <w:rPr>
+                                <w:rFonts w:eastAsiaTheme="minorEastAsia" w:hint="eastAsia"/>
+                                <w:sz w:val="18"/>
+                                <w:szCs w:val="18"/>
+                                <w:lang w:eastAsia="zh-CN"/>
+                              </w:rPr>
+                              <w:t xml:space="preserve"> </w:t>
+                            </w:r>
+                            <w:r>
+                              <w:rPr>
+                                <w:rFonts w:eastAsiaTheme="minorEastAsia" w:hint="eastAsia"/>
+                                <w:sz w:val="18"/>
+                                <w:szCs w:val="18"/>
+                                <w:lang w:eastAsia="zh-CN"/>
+                              </w:rPr>
+                              <w:t xml:space="preserve">After </w:t>
+                            </w:r>
+                            <w:r>
+                              <w:rPr>
+                                <w:rFonts w:eastAsiaTheme="minorEastAsia"/>
+                                <w:sz w:val="18"/>
+                                <w:szCs w:val="18"/>
+                                <w:lang w:eastAsia="zh-CN"/>
+                              </w:rPr>
+                              <w:t>R3, R6, R7</w:t>
+                            </w:r>
+                            <w:r>
+                              <w:rPr>
+                                <w:rFonts w:eastAsiaTheme="minorEastAsia" w:hint="eastAsia"/>
+                                <w:sz w:val="18"/>
+                                <w:szCs w:val="18"/>
+                                <w:lang w:eastAsia="zh-CN"/>
+                              </w:rPr>
+                              <w:t xml:space="preserve"> receive routing updates</w:t>
+                            </w:r>
+                            <w:r>
+                              <w:rPr>
+                                <w:rFonts w:eastAsiaTheme="minorEastAsia" w:hint="eastAsia"/>
+                                <w:sz w:val="18"/>
+                                <w:szCs w:val="18"/>
+                                <w:lang w:eastAsia="zh-CN"/>
+                              </w:rPr>
+                              <w:t>, e</w:t>
+                            </w:r>
+                            <w:r>
+                              <w:rPr>
+                                <w:rFonts w:eastAsiaTheme="minorEastAsia" w:hint="eastAsia"/>
+                                <w:sz w:val="18"/>
+                                <w:szCs w:val="18"/>
+                                <w:lang w:eastAsia="zh-CN"/>
+                              </w:rPr>
+                              <w:t>ven i</w:t>
+                            </w:r>
+                            <w:r>
+                              <w:rPr>
+                                <w:sz w:val="18"/>
+                                <w:szCs w:val="18"/>
+                              </w:rPr>
+                              <w:t xml:space="preserve">f </w:t>
+                            </w:r>
+                            <w:r>
+                              <w:rPr>
+                                <w:sz w:val="18"/>
+                                <w:szCs w:val="18"/>
+                              </w:rPr>
+                              <w:t>R4, R5, R8, R9 did not</w:t>
+                            </w:r>
+                            <w:r>
+                              <w:rPr>
+                                <w:rFonts w:eastAsiaTheme="minorEastAsia" w:hint="eastAsia"/>
+                                <w:sz w:val="18"/>
+                                <w:szCs w:val="18"/>
+                                <w:lang w:eastAsia="zh-CN"/>
+                              </w:rPr>
+                              <w:t>,</w:t>
+                            </w:r>
+                            <w:r>
+                              <w:rPr>
+                                <w:sz w:val="18"/>
+                                <w:szCs w:val="18"/>
+                              </w:rPr>
+                              <w:t xml:space="preserve"> </w:t>
+                            </w:r>
+                            <w:r>
+                              <w:rPr>
+                                <w:rFonts w:eastAsiaTheme="minorEastAsia" w:hint="eastAsia"/>
+                                <w:sz w:val="18"/>
+                                <w:szCs w:val="18"/>
+                                <w:lang w:eastAsia="zh-CN"/>
+                              </w:rPr>
+                              <w:t xml:space="preserve">they can still send to A, since </w:t>
+                            </w:r>
+                            <w:proofErr w:type="gramStart"/>
+                            <w:r>
+                              <w:rPr>
+                                <w:rFonts w:eastAsiaTheme="minorEastAsia" w:hint="eastAsia"/>
+                                <w:sz w:val="18"/>
+                                <w:szCs w:val="18"/>
+                                <w:lang w:eastAsia="zh-CN"/>
+                              </w:rPr>
+                              <w:t xml:space="preserve">all </w:t>
+                            </w:r>
+                            <w:r>
+                              <w:rPr>
+                                <w:rFonts w:eastAsiaTheme="minorEastAsia" w:hint="eastAsia"/>
+                                <w:sz w:val="18"/>
+                                <w:szCs w:val="18"/>
+                                <w:lang w:eastAsia="zh-CN"/>
+                              </w:rPr>
+                              <w:t>of</w:t>
+                            </w:r>
+                            <w:proofErr w:type="gramEnd"/>
+                            <w:r>
+                              <w:rPr>
+                                <w:rFonts w:eastAsiaTheme="minorEastAsia" w:hint="eastAsia"/>
+                                <w:sz w:val="18"/>
+                                <w:szCs w:val="18"/>
+                                <w:lang w:eastAsia="zh-CN"/>
+                              </w:rPr>
+                              <w:t xml:space="preserve"> their </w:t>
+                            </w:r>
+                            <w:r>
+                              <w:rPr>
+                                <w:rFonts w:eastAsiaTheme="minorEastAsia" w:hint="eastAsia"/>
+                                <w:sz w:val="18"/>
+                                <w:szCs w:val="18"/>
+                                <w:lang w:eastAsia="zh-CN"/>
+                              </w:rPr>
+                              <w:t xml:space="preserve">packets go </w:t>
+                            </w:r>
+                            <w:proofErr w:type="spellStart"/>
+                            <w:r>
+                              <w:rPr>
+                                <w:rFonts w:eastAsiaTheme="minorEastAsia" w:hint="eastAsia"/>
+                                <w:sz w:val="18"/>
+                                <w:szCs w:val="18"/>
+                                <w:lang w:eastAsia="zh-CN"/>
+                              </w:rPr>
+                              <w:t>though</w:t>
+                            </w:r>
+                            <w:proofErr w:type="spellEnd"/>
+                            <w:r>
+                              <w:rPr>
+                                <w:rFonts w:eastAsiaTheme="minorEastAsia" w:hint="eastAsia"/>
+                                <w:sz w:val="18"/>
+                                <w:szCs w:val="18"/>
+                                <w:lang w:eastAsia="zh-CN"/>
+                              </w:rPr>
+                              <w:t xml:space="preserve"> R7.</w:t>
+                            </w:r>
+                          </w:p>
+                        </w:txbxContent>
+                      </wps:txbx>
+                      <wps:bodyPr rot="0" spcFirstLastPara="0" vertOverflow="overflow" horzOverflow="overflow" vert="horz" wrap="square" lIns="91440" tIns="45720" rIns="91440" bIns="45720" numCol="1" spcCol="0" rtlCol="0" fromWordArt="0" anchor="t" anchorCtr="0" forceAA="0" compatLnSpc="1">
+                        <a:prstTxWarp prst="textNoShape">
+                          <a:avLst/>
+                        </a:prstTxWarp>
+                        <a:noAutofit/>
+                      </wps:bodyPr>
+                    </wps:wsp>
+                  </a:graphicData>
+                </a:graphic>
+                <wp14:sizeRelH relativeFrom="margin">
+                  <wp14:pctWidth>0</wp14:pctWidth>
+                </wp14:sizeRelH>
+                <wp14:sizeRelV relativeFrom="margin">
+                  <wp14:pctHeight>0</wp14:pctHeight>
+                </wp14:sizeRelV>
+              </wp:anchor>
+            </w:drawing>
+          </mc:Choice>
+          <mc:Fallback>
+            <w:pict>
+              <v:shape w14:anchorId="5C2BAAAB" id="_x0000_s1070" type="#_x0000_t202" style="position:absolute;left:0;text-align:left;margin-left:297pt;margin-top:13.7pt;width:313.35pt;height:57.8pt;z-index:487596544;visibility:visible;mso-wrap-style:square;mso-width-percent:0;mso-height-percent:0;mso-wrap-distance-left:9pt;mso-wrap-distance-top:0;mso-wrap-distance-right:9pt;mso-wrap-distance-bottom:0;mso-position-horizontal:absolute;mso-position-horizontal-relative:page;mso-position-vertical:absolute;mso-position-vertical-relative:text;mso-width-percent:0;mso-height-percent:0;mso-width-relative:margin;mso-height-relative:margin;v-text-anchor:top" o:gfxdata="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" fillcolor="#d8d8d8 [2732]" strokeweight=".5pt">
+                <v:textbox>
+                  <w:txbxContent>
+                    <w:p>
+                      <w:pPr>
+                        <w:rPr>
+                          <w:rFonts w:eastAsiaTheme="minorEastAsia" w:hint="eastAsia"/>
+                          <w:sz w:val="18"/>
+                          <w:szCs w:val="18"/>
+                          <w:lang w:eastAsia="zh-CN"/>
+                        </w:rPr>
+                      </w:pPr>
+                      <w:r>
+                        <w:rPr>
+                          <w:rStyle w:val="Strong"/>
+                          <w:sz w:val="18"/>
+                          <w:szCs w:val="18"/>
+                        </w:rPr>
+                        <w:t xml:space="preserve">1.7 Justification: </w:t>
+                      </w:r>
+                      <w:r>
+                        <w:rPr>
+                          <w:rFonts w:eastAsiaTheme="minorEastAsia"/>
+                          <w:sz w:val="18"/>
+                          <w:szCs w:val="18"/>
+                          <w:lang w:eastAsia="zh-CN"/>
+                        </w:rPr>
+                        <w:t>R3, R6, R7</w:t>
+                      </w:r>
+                      <w:r>
+                        <w:rPr>
+                          <w:rFonts w:eastAsiaTheme="minorEastAsia" w:hint="eastAsia"/>
+                          <w:sz w:val="18"/>
+                          <w:szCs w:val="18"/>
+                          <w:lang w:eastAsia="zh-CN"/>
+                        </w:rPr>
+                        <w:t xml:space="preserve"> must receive routing updates.</w:t>
+                      </w:r>
+                      <w:r>
+                        <w:rPr>
+                          <w:sz w:val="18"/>
+                          <w:szCs w:val="18"/>
+                        </w:rPr>
+                        <w:t xml:space="preserve"> </w:t>
+                      </w:r>
+                      <w:r>
+                        <w:rPr>
+                          <w:sz w:val="18"/>
+                          <w:szCs w:val="18"/>
+                        </w:rPr>
+                        <w:t xml:space="preserve">If R7 has not received routing update of </w:t>
+                      </w:r>
+                      <w:r>
+                        <w:rPr>
+                          <w:sz w:val="18"/>
+                          <w:szCs w:val="18"/>
+                        </w:rPr>
+                        <w:t>R1-to-R2 link cost 100, then it still thinks</w:t>
+                      </w:r>
+                      <w:r>
+                        <w:rPr>
+                          <w:sz w:val="18"/>
+                          <w:szCs w:val="18"/>
+                        </w:rPr>
+                        <w:t xml:space="preserve"> its</w:t>
+                      </w:r>
+                      <w:r>
+                        <w:rPr>
+                          <w:sz w:val="18"/>
+                          <w:szCs w:val="18"/>
+                        </w:rPr>
+                        <w:t xml:space="preserve"> shortest path to A is R7-R6-R2-R1</w:t>
+                      </w:r>
+                      <w:r>
+                        <w:rPr>
+                          <w:sz w:val="18"/>
+                          <w:szCs w:val="18"/>
+                        </w:rPr>
+                        <w:t>. But R6 thinks its shortest path to A is R6-</w:t>
+                      </w:r>
+                      <w:r>
+                        <w:rPr>
+                          <w:sz w:val="18"/>
+                          <w:szCs w:val="18"/>
+                        </w:rPr>
+                        <w:t>R7-R3-R1, so there is a routing loop R6-R7</w:t>
+                      </w:r>
+                      <w:r>
+                        <w:rPr>
+                          <w:sz w:val="18"/>
+                          <w:szCs w:val="18"/>
+                        </w:rPr>
+                        <w:t>.</w:t>
+                      </w:r>
+                      <w:r>
+                        <w:rPr>
+                          <w:rFonts w:eastAsiaTheme="minorEastAsia" w:hint="eastAsia"/>
+                          <w:sz w:val="18"/>
+                          <w:szCs w:val="18"/>
+                          <w:lang w:eastAsia="zh-CN"/>
+                        </w:rPr>
+                        <w:t xml:space="preserve"> </w:t>
+                      </w:r>
+                      <w:r>
+                        <w:rPr>
+                          <w:rFonts w:eastAsiaTheme="minorEastAsia" w:hint="eastAsia"/>
+                          <w:sz w:val="18"/>
+                          <w:szCs w:val="18"/>
+                          <w:lang w:eastAsia="zh-CN"/>
+                        </w:rPr>
+                        <w:t xml:space="preserve">After </w:t>
+                      </w:r>
+                      <w:r>
+                        <w:rPr>
+                          <w:rFonts w:eastAsiaTheme="minorEastAsia"/>
+                          <w:sz w:val="18"/>
+                          <w:szCs w:val="18"/>
+                          <w:lang w:eastAsia="zh-CN"/>
+                        </w:rPr>
+                        <w:t>R3, R6, R7</w:t>
+                      </w:r>
+                      <w:r>
+                        <w:rPr>
+                          <w:rFonts w:eastAsiaTheme="minorEastAsia" w:hint="eastAsia"/>
+                          <w:sz w:val="18"/>
+                          <w:szCs w:val="18"/>
+                          <w:lang w:eastAsia="zh-CN"/>
+                        </w:rPr>
+                        <w:t xml:space="preserve"> receive routing updates</w:t>
+                      </w:r>
+                      <w:r>
+                        <w:rPr>
+                          <w:rFonts w:eastAsiaTheme="minorEastAsia" w:hint="eastAsia"/>
+                          <w:sz w:val="18"/>
+                          <w:szCs w:val="18"/>
+                          <w:lang w:eastAsia="zh-CN"/>
+                        </w:rPr>
+                        <w:t>, e</w:t>
+                      </w:r>
+                      <w:r>
+                        <w:rPr>
+                          <w:rFonts w:eastAsiaTheme="minorEastAsia" w:hint="eastAsia"/>
+                          <w:sz w:val="18"/>
+                          <w:szCs w:val="18"/>
+                          <w:lang w:eastAsia="zh-CN"/>
+                        </w:rPr>
+                        <w:t>ven i</w:t>
+                      </w:r>
+                      <w:r>
+                        <w:rPr>
+                          <w:sz w:val="18"/>
+                          <w:szCs w:val="18"/>
+                        </w:rPr>
+                        <w:t xml:space="preserve">f </w:t>
+                      </w:r>
+                      <w:r>
+                        <w:rPr>
+                          <w:sz w:val="18"/>
+                          <w:szCs w:val="18"/>
+                        </w:rPr>
+                        <w:t>R4, R5, R8, R9 did not</w:t>
+                      </w:r>
+                      <w:r>
+                        <w:rPr>
+                          <w:rFonts w:eastAsiaTheme="minorEastAsia" w:hint="eastAsia"/>
+                          <w:sz w:val="18"/>
+                          <w:szCs w:val="18"/>
+                          <w:lang w:eastAsia="zh-CN"/>
+                        </w:rPr>
+                        <w:t>,</w:t>
+                      </w:r>
+                      <w:r>
+                        <w:rPr>
+                          <w:sz w:val="18"/>
+                          <w:szCs w:val="18"/>
+                        </w:rPr>
+                        <w:t xml:space="preserve"> </w:t>
+                      </w:r>
+                      <w:r>
+                        <w:rPr>
+                          <w:rFonts w:eastAsiaTheme="minorEastAsia" w:hint="eastAsia"/>
+                          <w:sz w:val="18"/>
+                          <w:szCs w:val="18"/>
+                          <w:lang w:eastAsia="zh-CN"/>
+                        </w:rPr>
+                        <w:t xml:space="preserve">they can still send to A, since </w:t>
+                      </w:r>
+                      <w:proofErr w:type="gramStart"/>
+                      <w:r>
+                        <w:rPr>
+                          <w:rFonts w:eastAsiaTheme="minorEastAsia" w:hint="eastAsia"/>
+                          <w:sz w:val="18"/>
+                          <w:szCs w:val="18"/>
+                          <w:lang w:eastAsia="zh-CN"/>
+                        </w:rPr>
+                        <w:t xml:space="preserve">all </w:t>
+                      </w:r>
+                      <w:r>
+                        <w:rPr>
+                          <w:rFonts w:eastAsiaTheme="minorEastAsia" w:hint="eastAsia"/>
+                          <w:sz w:val="18"/>
+                          <w:szCs w:val="18"/>
+                          <w:lang w:eastAsia="zh-CN"/>
+                        </w:rPr>
+                        <w:t>of</w:t>
+                      </w:r>
+                      <w:proofErr w:type="gramEnd"/>
+                      <w:r>
+                        <w:rPr>
+                          <w:rFonts w:eastAsiaTheme="minorEastAsia" w:hint="eastAsia"/>
+                          <w:sz w:val="18"/>
+                          <w:szCs w:val="18"/>
+                          <w:lang w:eastAsia="zh-CN"/>
+                        </w:rPr>
+                        <w:t xml:space="preserve"> their </w:t>
+                      </w:r>
+                      <w:r>
+                        <w:rPr>
+                          <w:rFonts w:eastAsiaTheme="minorEastAsia" w:hint="eastAsia"/>
+                          <w:sz w:val="18"/>
+                          <w:szCs w:val="18"/>
+                          <w:lang w:eastAsia="zh-CN"/>
+                        </w:rPr>
+                        <w:t xml:space="preserve">packets go </w:t>
+                      </w:r>
+                      <w:proofErr w:type="spellStart"/>
+                      <w:r>
+                        <w:rPr>
+                          <w:rFonts w:eastAsiaTheme="minorEastAsia" w:hint="eastAsia"/>
+                          <w:sz w:val="18"/>
+                          <w:szCs w:val="18"/>
+                          <w:lang w:eastAsia="zh-CN"/>
+                        </w:rPr>
+                        <w:t>though</w:t>
+                      </w:r>
+                      <w:proofErr w:type="spellEnd"/>
+                      <w:r>
+                        <w:rPr>
+                          <w:rFonts w:eastAsiaTheme="minorEastAsia" w:hint="eastAsia"/>
+                          <w:sz w:val="18"/>
+                          <w:szCs w:val="18"/>
+                          <w:lang w:eastAsia="zh-CN"/>
+                        </w:rPr>
+                        <w:t xml:space="preserve"> R7.</w:t>
+                      </w:r>
+                    </w:p>
+                  </w:txbxContent>
+                </v:textbox>
+                <w10:wrap anchorx="page"/>
+              </v:shape>
+            </w:pict>
+          </mc:Fallback>
+        </mc:AlternateContent>
+      </w:r>
+      <w:r>
+        <w:rPr>
           <w:w w:val="105"/>
         </w:rPr>
         <w:t>Which</w:t>
@@ -4910,16 +5456,16 @@
         <mc:AlternateContent>
           <mc:Choice Requires="wps">
             <w:drawing>
-              <wp:anchor distT="0" distB="0" distL="114300" distR="114300" simplePos="0" relativeHeight="487592448" behindDoc="0" locked="0" layoutInCell="1" allowOverlap="1" wp14:anchorId="5A1018D7" wp14:editId="1E10335F">
+              <wp:anchor distT="0" distB="0" distL="114300" distR="114300" simplePos="0" relativeHeight="487592448" behindDoc="0" locked="0" layoutInCell="1" allowOverlap="1" wp14:anchorId="5A1018D7" wp14:editId="69B268FB">
                 <wp:simplePos x="0" y="0"/>
-                <wp:positionH relativeFrom="margin">
-                  <wp:posOffset>2639291</wp:posOffset>
+                <wp:positionH relativeFrom="page">
+                  <wp:posOffset>3101644</wp:posOffset>
                 </wp:positionH>
                 <wp:positionV relativeFrom="paragraph">
-                  <wp:posOffset>368762</wp:posOffset>
+                  <wp:posOffset>369418</wp:posOffset>
                 </wp:positionV>
-                <wp:extent cx="4516582" cy="1517073"/>
-                <wp:effectExtent l="0" t="0" r="17780" b="26035"/>
+                <wp:extent cx="4593945" cy="1353312"/>
+                <wp:effectExtent l="0" t="0" r="16510" b="18415"/>
                 <wp:wrapNone/>
                 <wp:docPr id="1389932299" name="Text Box 80"/>
                 <wp:cNvGraphicFramePr/>
@@ -4930,7 +5476,7 @@
                       <wps:spPr>
                         <a:xfrm>
                           <a:off x="0" y="0"/>
-                          <a:ext cx="4516582" cy="1517073"/>
+                          <a:ext cx="4593945" cy="1353312"/>
                         </a:xfrm>
                         <a:prstGeom prst="rect">
                           <a:avLst/>
@@ -4966,7 +5512,93 @@
                               <w:t xml:space="preserve"> </w:t>
                             </w:r>
                             <w:r>
-                              <w:t>Because R3 has not yet recomputed its routes, it continues to forward packets toward Host A using stale link-state information based on the old R1–R2 link cost. Several other routers forward traffic toward A by sending packets to R3 (based on their own updated tables), so when those packets reach R3 they are forwarded along outdated next hops and enter routing loops or black holes. Although R2 retains a physical/direct link to R1, inconsistent local views during partial convergence mean that end-to-end reachability from most routers is broken; only R1, which is directly connected to Host A, is guaranteed to successfully deliver packets to A.</w:t>
+                              <w:t>Because R3 has not yet recomputed its routes, it continues to forward packets toward Host A</w:t>
+                            </w:r>
+                            <w:r>
+                              <w:rPr>
+                                <w:rFonts w:eastAsiaTheme="minorEastAsia" w:hint="eastAsia"/>
+                                <w:lang w:eastAsia="zh-CN"/>
+                              </w:rPr>
+                              <w:t xml:space="preserve"> through R2</w:t>
+                            </w:r>
+                            <w:r>
+                              <w:t xml:space="preserve"> using stale link-state information based on the old R1–R2 link cost. </w:t>
+                            </w:r>
+                            <w:r>
+                              <w:rPr>
+                                <w:rFonts w:eastAsiaTheme="minorEastAsia" w:hint="eastAsia"/>
+                                <w:lang w:eastAsia="zh-CN"/>
+                              </w:rPr>
+                              <w:t>O</w:t>
+                            </w:r>
+                            <w:r>
+                              <w:t xml:space="preserve">ther routers forward traffic toward A </w:t>
+                            </w:r>
+                            <w:r>
+                              <w:rPr>
+                                <w:rFonts w:eastAsiaTheme="minorEastAsia" w:hint="eastAsia"/>
+                                <w:lang w:eastAsia="zh-CN"/>
+                              </w:rPr>
+                              <w:t>through</w:t>
+                            </w:r>
+                            <w:r>
+                              <w:t xml:space="preserve"> R3 (based on updated </w:t>
+                            </w:r>
+                            <w:r>
+                              <w:t>R1–R2 link cost</w:t>
+                            </w:r>
+                            <w:r>
+                              <w:t>)</w:t>
+                            </w:r>
+                            <w:r>
+                              <w:rPr>
+                                <w:rFonts w:eastAsiaTheme="minorEastAsia" w:hint="eastAsia"/>
+                                <w:lang w:eastAsia="zh-CN"/>
+                              </w:rPr>
+                              <w:t>.</w:t>
+                            </w:r>
+                            <w:r>
+                              <w:t xml:space="preserve"> </w:t>
+                            </w:r>
+                            <w:r>
+                              <w:rPr>
+                                <w:rFonts w:eastAsiaTheme="minorEastAsia" w:hint="eastAsia"/>
+                                <w:lang w:eastAsia="zh-CN"/>
+                              </w:rPr>
+                              <w:t>W</w:t>
+                            </w:r>
+                            <w:r>
+                              <w:t>hen those packets reach R3 they are forwarded</w:t>
+                            </w:r>
+                            <w:r>
+                              <w:rPr>
+                                <w:rFonts w:eastAsiaTheme="minorEastAsia" w:hint="eastAsia"/>
+                                <w:lang w:eastAsia="zh-CN"/>
+                              </w:rPr>
+                              <w:t xml:space="preserve"> to R2, forming a routing loop R2-R6-R7-R3</w:t>
+                            </w:r>
+                            <w:r>
+                              <w:t xml:space="preserve">. </w:t>
+                            </w:r>
+                            <w:r>
+                              <w:rPr>
+                                <w:rFonts w:eastAsiaTheme="minorEastAsia" w:hint="eastAsia"/>
+                                <w:lang w:eastAsia="zh-CN"/>
+                              </w:rPr>
+                              <w:t>I</w:t>
+                            </w:r>
+                            <w:r>
+                              <w:t>nconsistent local views during partial convergence mean that reachability</w:t>
+                            </w:r>
+                            <w:r>
+                              <w:rPr>
+                                <w:rFonts w:eastAsiaTheme="minorEastAsia" w:hint="eastAsia"/>
+                                <w:lang w:eastAsia="zh-CN"/>
+                              </w:rPr>
+                              <w:t xml:space="preserve"> to A</w:t>
+                            </w:r>
+                            <w:r>
+                              <w:t xml:space="preserve"> from most routers is broken; only R1, which is directly connected to Host A, is guaranteed to successfully deliver packets to A.</w:t>
                             </w:r>
                           </w:p>
                         </w:txbxContent>
@@ -4991,7 +5623,7 @@
           </mc:Choice>
           <mc:Fallback>
             <w:pict>
-              <v:shape w14:anchorId="5A1018D7" id="_x0000_s1070" type="#_x0000_t202" style="position:absolute;left:0;text-align:left;margin-left:207.8pt;margin-top:29.05pt;width:355.65pt;height:119.45pt;z-index:487592448;visibility:visible;mso-wrap-style:square;mso-width-percent:0;mso-height-percent:0;mso-wrap-distance-left:9pt;mso-wrap-distance-top:0;mso-wrap-distance-right:9pt;mso-wrap-distance-bottom:0;mso-position-horizontal:absolute;mso-position-horizontal-relative:margin;mso-position-vertical:absolute;mso-position-vertical-relative:text;mso-width-percent:0;mso-height-percent:0;mso-width-relative:margin;mso-height-relative:margin;v-text-anchor:top" o:gfxdata="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" fillcolor="#d8d8d8 [2732]" strokeweight=".5pt">
+              <v:shape w14:anchorId="5A1018D7" id="_x0000_s1071" type="#_x0000_t202" style="position:absolute;left:0;text-align:left;margin-left:244.2pt;margin-top:29.1pt;width:361.75pt;height:106.55pt;z-index:487592448;visibility:visible;mso-wrap-style:square;mso-width-percent:0;mso-height-percent:0;mso-wrap-distance-left:9pt;mso-wrap-distance-top:0;mso-wrap-distance-right:9pt;mso-wrap-distance-bottom:0;mso-position-horizontal:absolute;mso-position-horizontal-relative:page;mso-position-vertical:absolute;mso-position-vertical-relative:text;mso-width-percent:0;mso-height-percent:0;mso-width-relative:margin;mso-height-relative:margin;v-text-anchor:top" o:gfxdata="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" fillcolor="#d8d8d8 [2732]" strokeweight=".5pt">
                 <v:textbox>
                   <w:txbxContent>
                     <w:p>
@@ -5012,12 +5644,98 @@
                         <w:t xml:space="preserve"> </w:t>
                       </w:r>
                       <w:r>
-                        <w:t>Because R3 has not yet recomputed its routes, it continues to forward packets toward Host A using stale link-state information based on the old R1–R2 link cost. Several other routers forward traffic toward A by sending packets to R3 (based on their own updated tables), so when those packets reach R3 they are forwarded along outdated next hops and enter routing loops or black holes. Although R2 retains a physical/direct link to R1, inconsistent local views during partial convergence mean that end-to-end reachability from most routers is broken; only R1, which is directly connected to Host A, is guaranteed to successfully deliver packets to A.</w:t>
+                        <w:t>Because R3 has not yet recomputed its routes, it continues to forward packets toward Host A</w:t>
+                      </w:r>
+                      <w:r>
+                        <w:rPr>
+                          <w:rFonts w:eastAsiaTheme="minorEastAsia" w:hint="eastAsia"/>
+                          <w:lang w:eastAsia="zh-CN"/>
+                        </w:rPr>
+                        <w:t xml:space="preserve"> through R2</w:t>
+                      </w:r>
+                      <w:r>
+                        <w:t xml:space="preserve"> using stale link-state information based on the old R1–R2 link cost. </w:t>
+                      </w:r>
+                      <w:r>
+                        <w:rPr>
+                          <w:rFonts w:eastAsiaTheme="minorEastAsia" w:hint="eastAsia"/>
+                          <w:lang w:eastAsia="zh-CN"/>
+                        </w:rPr>
+                        <w:t>O</w:t>
+                      </w:r>
+                      <w:r>
+                        <w:t xml:space="preserve">ther routers forward traffic toward A </w:t>
+                      </w:r>
+                      <w:r>
+                        <w:rPr>
+                          <w:rFonts w:eastAsiaTheme="minorEastAsia" w:hint="eastAsia"/>
+                          <w:lang w:eastAsia="zh-CN"/>
+                        </w:rPr>
+                        <w:t>through</w:t>
+                      </w:r>
+                      <w:r>
+                        <w:t xml:space="preserve"> R3 (based on updated </w:t>
+                      </w:r>
+                      <w:r>
+                        <w:t>R1–R2 link cost</w:t>
+                      </w:r>
+                      <w:r>
+                        <w:t>)</w:t>
+                      </w:r>
+                      <w:r>
+                        <w:rPr>
+                          <w:rFonts w:eastAsiaTheme="minorEastAsia" w:hint="eastAsia"/>
+                          <w:lang w:eastAsia="zh-CN"/>
+                        </w:rPr>
+                        <w:t>.</w:t>
+                      </w:r>
+                      <w:r>
+                        <w:t xml:space="preserve"> </w:t>
+                      </w:r>
+                      <w:r>
+                        <w:rPr>
+                          <w:rFonts w:eastAsiaTheme="minorEastAsia" w:hint="eastAsia"/>
+                          <w:lang w:eastAsia="zh-CN"/>
+                        </w:rPr>
+                        <w:t>W</w:t>
+                      </w:r>
+                      <w:r>
+                        <w:t>hen those packets reach R3 they are forwarded</w:t>
+                      </w:r>
+                      <w:r>
+                        <w:rPr>
+                          <w:rFonts w:eastAsiaTheme="minorEastAsia" w:hint="eastAsia"/>
+                          <w:lang w:eastAsia="zh-CN"/>
+                        </w:rPr>
+                        <w:t xml:space="preserve"> to R2, forming a routing loop R2-R6-R7-R3</w:t>
+                      </w:r>
+                      <w:r>
+                        <w:t xml:space="preserve">. </w:t>
+                      </w:r>
+                      <w:r>
+                        <w:rPr>
+                          <w:rFonts w:eastAsiaTheme="minorEastAsia" w:hint="eastAsia"/>
+                          <w:lang w:eastAsia="zh-CN"/>
+                        </w:rPr>
+                        <w:t>I</w:t>
+                      </w:r>
+                      <w:r>
+                        <w:t>nconsistent local views during partial convergence mean that reachability</w:t>
+                      </w:r>
+                      <w:r>
+                        <w:rPr>
+                          <w:rFonts w:eastAsiaTheme="minorEastAsia" w:hint="eastAsia"/>
+                          <w:lang w:eastAsia="zh-CN"/>
+                        </w:rPr>
+                        <w:t xml:space="preserve"> to A</w:t>
+                      </w:r>
+                      <w:r>
+                        <w:t xml:space="preserve"> from most routers is broken; only R1, which is directly connected to Host A, is guaranteed to successfully deliver packets to A.</w:t>
                       </w:r>
                     </w:p>
                   </w:txbxContent>
                 </v:textbox>
-                <w10:wrap anchorx="margin"/>
+                <w10:wrap anchorx="page"/>
               </v:shape>
             </w:pict>
           </mc:Fallback>
@@ -5148,11 +5866,11 @@
           </mc:Choice>
           <mc:Fallback>
             <w:pict>
-              <v:group w14:anchorId="5832DFED" id="Group 48" o:spid="_x0000_s1071" style="position:absolute;left:0;text-align:left;margin-left:48.75pt;margin-top:10.75pt;width:19.15pt;height:16.65pt;z-index:15735296;mso-wrap-distance-left:0;mso-wrap-distance-right:0;mso-position-horizontal-relative:page" coordsize="243204,211454" o:gfxdata="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">
-                <v:shape id="Graphic 49" o:spid="_x0000_s1072" style="position:absolute;left:3175;top:27139;width:236854;height:180975;visibility:visible;mso-wrap-style:square;v-text-anchor:top" coordsize="236854,180975" o:gfxdata="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" path="m,l236854,r,180822l,180822,,xe" filled="f" strokeweight=".17636mm">
+              <v:group w14:anchorId="5832DFED" id="Group 48" o:spid="_x0000_s1072" style="position:absolute;left:0;text-align:left;margin-left:48.75pt;margin-top:10.75pt;width:19.15pt;height:16.65pt;z-index:15735296;mso-wrap-distance-left:0;mso-wrap-distance-right:0;mso-position-horizontal-relative:page" coordsize="243204,211454" o:gfxdata="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">
+                <v:shape id="Graphic 49" o:spid="_x0000_s1073" style="position:absolute;left:3175;top:27139;width:236854;height:180975;visibility:visible;mso-wrap-style:square;v-text-anchor:top" coordsize="236854,180975" o:gfxdata="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" path="m,l236854,r,180822l,180822,,xe" filled="f" strokeweight=".17636mm">
                   <v:path arrowok="t"/>
                 </v:shape>
-                <v:shape id="Textbox 50" o:spid="_x0000_s1073" type="#_x0000_t202" style="position:absolute;width:243204;height:211454;visibility:visible;mso-wrap-style:square;v-text-anchor:top" o:gfxdata="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" filled="f" stroked="f">
+                <v:shape id="Textbox 50" o:spid="_x0000_s1074" type="#_x0000_t202" style="position:absolute;width:243204;height:211454;visibility:visible;mso-wrap-style:square;v-text-anchor:top" o:gfxdata="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" filled="f" stroked="f">
                   <v:textbox inset="0,0,0,0">
                     <w:txbxContent>
                       <w:p>
@@ -5630,11 +6348,11 @@
           </mc:Choice>
           <mc:Fallback>
             <w:pict>
-              <v:group w14:anchorId="5832DFEF" id="Group 51" o:spid="_x0000_s1074" style="position:absolute;left:0;text-align:left;margin-left:93.5pt;margin-top:.5pt;width:22.6pt;height:24.9pt;z-index:15735808;mso-wrap-distance-left:0;mso-wrap-distance-right:0;mso-position-horizontal-relative:page" coordsize="287020,316230" o:gfxdata="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">
-                <v:shape id="Graphic 52" o:spid="_x0000_s1075" style="position:absolute;left:6337;top:35763;width:274320;height:274320;visibility:visible;mso-wrap-style:square;v-text-anchor:top" coordsize="274320,274320" o:gfxdata="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" path="m273791,136895r-6979,43270l247378,217744r-29634,29634l180165,266812r-43270,6979l93626,266812,56046,247378,26412,217744,6979,180165,,136895,6979,93626,26412,56046,56046,26412,93626,6979,136895,r43270,6979l217744,26412r29634,29634l266812,93626r6979,43269xe" filled="f" strokeweight=".35208mm">
+              <v:group w14:anchorId="5832DFEF" id="Group 51" o:spid="_x0000_s1075" style="position:absolute;left:0;text-align:left;margin-left:93.5pt;margin-top:.5pt;width:22.6pt;height:24.9pt;z-index:15735808;mso-wrap-distance-left:0;mso-wrap-distance-right:0;mso-position-horizontal-relative:page" coordsize="287020,316230" o:gfxdata="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">
+                <v:shape id="Graphic 52" o:spid="_x0000_s1076" style="position:absolute;left:6337;top:35763;width:274320;height:274320;visibility:visible;mso-wrap-style:square;v-text-anchor:top" coordsize="274320,274320" o:gfxdata="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" path="m273791,136895r-6979,43270l247378,217744r-29634,29634l180165,266812r-43270,6979l93626,266812,56046,247378,26412,217744,6979,180165,,136895,6979,93626,26412,56046,56046,26412,93626,6979,136895,r43270,6979l217744,26412r29634,29634l266812,93626r6979,43269xe" filled="f" strokeweight=".35208mm">
                   <v:path arrowok="t"/>
                 </v:shape>
-                <v:shape id="Textbox 53" o:spid="_x0000_s1076" type="#_x0000_t202" style="position:absolute;width:287020;height:316230;visibility:visible;mso-wrap-style:square;v-text-anchor:top" o:gfxdata="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" filled="f" stroked="f">
+                <v:shape id="Textbox 53" o:spid="_x0000_s1077" type="#_x0000_t202" style="position:absolute;width:287020;height:316230;visibility:visible;mso-wrap-style:square;v-text-anchor:top" o:gfxdata="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" filled="f" stroked="f">
                   <v:textbox inset="0,0,0,0">
                     <w:txbxContent>
                       <w:p>
@@ -6436,11 +7154,11 @@
           </mc:Choice>
           <mc:Fallback>
             <w:pict>
-              <v:group w14:anchorId="5832DFF1" id="Group 54" o:spid="_x0000_s1077" style="position:absolute;left:0;text-align:left;margin-left:151pt;margin-top:-74.15pt;width:310.05pt;height:149.7pt;z-index:-15937536;mso-wrap-distance-left:0;mso-wrap-distance-right:0;mso-position-horizontal-relative:page" coordsize="39376,19011" o:gfxdata="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">
-                <v:shape id="Graphic 55" o:spid="_x0000_s1078" style="position:absolute;left:63;top:707;width:39249;height:18244;visibility:visible;mso-wrap-style:square;v-text-anchor:top" coordsize="3924935,1824355" o:gfxdata="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" path="m273791,912637l,912637r,273792l273791,1186429r,-273792xem1186429,l912637,r,273791l1186429,273791,1186429,xem3011705,l2737913,r,273791l3011705,273791,3011705,xem2099067,912637r-273792,l1825275,1186429r273792,l2099067,912637xem1049533,275058r142600,99424l1505852,593214r313719,218732l1962171,911370em3924343,912637r-273792,l3650551,1186429r273792,l3924343,912637xem2874809,275058r142600,99424l3331128,593214r313719,218732l3787447,911370em136895,911370l279495,811946,593214,593214,906934,374482r142599,-99424em1186429,912637r-273792,l912637,1186429r273792,l1186429,912637xem136895,1187696r142600,99424l593214,1505852r313720,218732l1049533,1824008em1962171,911370r142600,-99424l2418490,593214,2732209,374482r142600,-99424em1962171,1187696r142600,99424l2418490,1505852r313719,218732l2874809,1824008em1049533,1824008r142600,-99424l1505852,1505852r313719,-218732l1962171,1187696em2874809,1824008r142600,-99424l3331128,1505852r313719,-218732l3787447,1187696e" filled="f" strokeweight=".35208mm">
+              <v:group w14:anchorId="5832DFF1" id="Group 54" o:spid="_x0000_s1078" style="position:absolute;left:0;text-align:left;margin-left:151pt;margin-top:-74.15pt;width:310.05pt;height:149.7pt;z-index:-15937536;mso-wrap-distance-left:0;mso-wrap-distance-right:0;mso-position-horizontal-relative:page" coordsize="39376,19011" o:gfxdata="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">
+                <v:shape id="Graphic 55" o:spid="_x0000_s1079" style="position:absolute;left:63;top:707;width:39249;height:18244;visibility:visible;mso-wrap-style:square;v-text-anchor:top" coordsize="3924935,1824355" o:gfxdata="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" path="m273791,912637l,912637r,273792l273791,1186429r,-273792xem1186429,l912637,r,273791l1186429,273791,1186429,xem3011705,l2737913,r,273791l3011705,273791,3011705,xem2099067,912637r-273792,l1825275,1186429r273792,l2099067,912637xem1049533,275058r142600,99424l1505852,593214r313719,218732l1962171,911370em3924343,912637r-273792,l3650551,1186429r273792,l3924343,912637xem2874809,275058r142600,99424l3331128,593214r313719,218732l3787447,911370em136895,911370l279495,811946,593214,593214,906934,374482r142599,-99424em1186429,912637r-273792,l912637,1186429r273792,l1186429,912637xem136895,1187696r142600,99424l593214,1505852r313720,218732l1049533,1824008em1962171,911370r142600,-99424l2418490,593214,2732209,374482r142600,-99424em1962171,1187696r142600,99424l2418490,1505852r313719,218732l2874809,1824008em1049533,1824008r142600,-99424l1505852,1505852r313719,-218732l1962171,1187696em2874809,1824008r142600,-99424l3331128,1505852r313719,-218732l3787447,1187696e" filled="f" strokeweight=".35208mm">
                   <v:path arrowok="t"/>
                 </v:shape>
-                <v:shape id="Textbox 56" o:spid="_x0000_s1079" type="#_x0000_t202" style="position:absolute;left:9792;width:19888;height:2844;visibility:visible;mso-wrap-style:square;v-text-anchor:top" o:gfxdata="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" filled="f" stroked="f">
+                <v:shape id="Textbox 56" o:spid="_x0000_s1080" type="#_x0000_t202" style="position:absolute;left:9792;width:19888;height:2844;visibility:visible;mso-wrap-style:square;v-text-anchor:top" o:gfxdata="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" filled="f" stroked="f">
                   <v:textbox inset="0,0,0,0">
                     <w:txbxContent>
                       <w:p>
@@ -6496,7 +7214,7 @@
                     </w:txbxContent>
                   </v:textbox>
                 </v:shape>
-                <v:shape id="Textbox 57" o:spid="_x0000_s1080" type="#_x0000_t202" style="position:absolute;left:4716;top:4577;width:781;height:1930;visibility:visible;mso-wrap-style:square;v-text-anchor:top" o:gfxdata="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" filled="f" stroked="f">
+                <v:shape id="Textbox 57" o:spid="_x0000_s1081" type="#_x0000_t202" style="position:absolute;left:4716;top:4577;width:781;height:1930;visibility:visible;mso-wrap-style:square;v-text-anchor:top" o:gfxdata="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" filled="f" stroked="f">
                   <v:textbox inset="0,0,0,0">
                     <w:txbxContent>
                       <w:p>
@@ -6513,7 +7231,7 @@
                     </w:txbxContent>
                   </v:textbox>
                 </v:shape>
-                <v:shape id="Textbox 58" o:spid="_x0000_s1081" type="#_x0000_t202" style="position:absolute;left:15688;top:4572;width:781;height:1930;visibility:visible;mso-wrap-style:square;v-text-anchor:top" o:gfxdata="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" filled="f" stroked="f">
+                <v:shape id="Textbox 58" o:spid="_x0000_s1082" type="#_x0000_t202" style="position:absolute;left:15688;top:4572;width:781;height:1930;visibility:visible;mso-wrap-style:square;v-text-anchor:top" o:gfxdata="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" filled="f" stroked="f">
                   <v:textbox inset="0,0,0,0">
                     <w:txbxContent>
                       <w:p>
@@ -6530,7 +7248,7 @@
                     </w:txbxContent>
                   </v:textbox>
                 </v:shape>
-                <v:shape id="Textbox 59" o:spid="_x0000_s1082" type="#_x0000_t202" style="position:absolute;left:23004;top:4577;width:781;height:1930;visibility:visible;mso-wrap-style:square;v-text-anchor:top" o:gfxdata="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" filled="f" stroked="f">
+                <v:shape id="Textbox 59" o:spid="_x0000_s1083" type="#_x0000_t202" style="position:absolute;left:23004;top:4577;width:781;height:1930;visibility:visible;mso-wrap-style:square;v-text-anchor:top" o:gfxdata="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" filled="f" stroked="f">
                   <v:textbox inset="0,0,0,0">
                     <w:txbxContent>
                       <w:p>
@@ -6547,7 +7265,7 @@
                     </w:txbxContent>
                   </v:textbox>
                 </v:shape>
-                <v:shape id="Textbox 60" o:spid="_x0000_s1083" type="#_x0000_t202" style="position:absolute;left:33976;top:4577;width:781;height:1930;visibility:visible;mso-wrap-style:square;v-text-anchor:top" o:gfxdata="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" filled="f" stroked="f">
+                <v:shape id="Textbox 60" o:spid="_x0000_s1084" type="#_x0000_t202" style="position:absolute;left:33976;top:4577;width:781;height:1930;visibility:visible;mso-wrap-style:square;v-text-anchor:top" o:gfxdata="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" filled="f" stroked="f">
                   <v:textbox inset="0,0,0,0">
                     <w:txbxContent>
                       <w:p>
@@ -6564,7 +7282,7 @@
                     </w:txbxContent>
                   </v:textbox>
                 </v:shape>
-                <v:shape id="Textbox 61" o:spid="_x0000_s1084" type="#_x0000_t202" style="position:absolute;left:648;top:9144;width:19888;height:2844;visibility:visible;mso-wrap-style:square;v-text-anchor:top" o:gfxdata="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" filled="f" stroked="f">
+                <v:shape id="Textbox 61" o:spid="_x0000_s1085" type="#_x0000_t202" style="position:absolute;left:648;top:9144;width:19888;height:2844;visibility:visible;mso-wrap-style:square;v-text-anchor:top" o:gfxdata="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" filled="f" stroked="f">
                   <v:textbox inset="0,0,0,0">
                     <w:txbxContent>
                       <w:p>
@@ -6660,7 +7378,7 @@
                     </w:txbxContent>
                   </v:textbox>
                 </v:shape>
-                <v:shape id="Textbox 62" o:spid="_x0000_s1085" type="#_x0000_t202" style="position:absolute;left:37224;top:10057;width:1600;height:1931;visibility:visible;mso-wrap-style:square;v-text-anchor:top" o:gfxdata="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" filled="f" stroked="f">
+                <v:shape id="Textbox 62" o:spid="_x0000_s1086" type="#_x0000_t202" style="position:absolute;left:37224;top:10057;width:1600;height:1931;visibility:visible;mso-wrap-style:square;v-text-anchor:top" o:gfxdata="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" filled="f" stroked="f">
                   <v:textbox inset="0,0,0,0">
                     <w:txbxContent>
                       <w:p>
@@ -6677,7 +7395,7 @@
                     </w:txbxContent>
                   </v:textbox>
                 </v:shape>
-                <v:shape id="Textbox 63" o:spid="_x0000_s1086" type="#_x0000_t202" style="position:absolute;left:4716;top:15550;width:781;height:1930;visibility:visible;mso-wrap-style:square;v-text-anchor:top" o:gfxdata="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" filled="f" stroked="f">
+                <v:shape id="Textbox 63" o:spid="_x0000_s1087" type="#_x0000_t202" style="position:absolute;left:4716;top:15550;width:781;height:1930;visibility:visible;mso-wrap-style:square;v-text-anchor:top" o:gfxdata="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" filled="f" stroked="f">
                   <v:textbox inset="0,0,0,0">
                     <w:txbxContent>
                       <w:p>
@@ -6694,7 +7412,7 @@
                     </w:txbxContent>
                   </v:textbox>
                 </v:shape>
-                <v:shape id="Textbox 64" o:spid="_x0000_s1087" type="#_x0000_t202" style="position:absolute;left:15688;top:15544;width:781;height:1931;visibility:visible;mso-wrap-style:square;v-text-anchor:top" o:gfxdata="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" filled="f" stroked="f">
+                <v:shape id="Textbox 64" o:spid="_x0000_s1088" type="#_x0000_t202" style="position:absolute;left:15688;top:15544;width:781;height:1931;visibility:visible;mso-wrap-style:square;v-text-anchor:top" o:gfxdata="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" filled="f" stroked="f">
                   <v:textbox inset="0,0,0,0">
                     <w:txbxContent>
                       <w:p>
@@ -6711,7 +7429,7 @@
                     </w:txbxContent>
                   </v:textbox>
                 </v:shape>
-                <v:shape id="Textbox 65" o:spid="_x0000_s1088" type="#_x0000_t202" style="position:absolute;left:23004;top:15550;width:781;height:1930;visibility:visible;mso-wrap-style:square;v-text-anchor:top" o:gfxdata="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" filled="f" stroked="f">
+                <v:shape id="Textbox 65" o:spid="_x0000_s1089" type="#_x0000_t202" style="position:absolute;left:23004;top:15550;width:781;height:1930;visibility:visible;mso-wrap-style:square;v-text-anchor:top" o:gfxdata="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" filled="f" stroked="f">
                   <v:textbox inset="0,0,0,0">
                     <w:txbxContent>
                       <w:p>
@@ -6728,7 +7446,7 @@
                     </w:txbxContent>
                   </v:textbox>
                 </v:shape>
-                <v:shape id="Textbox 66" o:spid="_x0000_s1089" type="#_x0000_t202" style="position:absolute;left:33976;top:15550;width:781;height:1930;visibility:visible;mso-wrap-style:square;v-text-anchor:top" o:gfxdata="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" filled="f" stroked="f">
+                <v:shape id="Textbox 66" o:spid="_x0000_s1090" type="#_x0000_t202" style="position:absolute;left:33976;top:15550;width:781;height:1930;visibility:visible;mso-wrap-style:square;v-text-anchor:top" o:gfxdata="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" filled="f" stroked="f">
                   <v:textbox inset="0,0,0,0">
                     <w:txbxContent>
                       <w:p>
@@ -6925,11 +7643,11 @@
           </mc:Choice>
           <mc:Fallback>
             <w:pict>
-              <v:group w14:anchorId="5832DFF3" id="Group 67" o:spid="_x0000_s1090" style="position:absolute;left:0;text-align:left;margin-left:495.95pt;margin-top:-2.1pt;width:22.6pt;height:27.45pt;z-index:15736832;mso-wrap-distance-left:0;mso-wrap-distance-right:0;mso-position-horizontal-relative:page" coordsize="287020,348615" o:gfxdata="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">
-                <v:shape id="Graphic 68" o:spid="_x0000_s1091" style="position:absolute;left:6337;top:68437;width:274320;height:274320;visibility:visible;mso-wrap-style:square;v-text-anchor:top" coordsize="274320,274320" o:gfxdata="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" path="m273791,136895r-6979,43270l247378,217744r-29634,29634l180165,266812r-43270,6979l93626,266812,56046,247378,26412,217744,6979,180165,,136895,6979,93626,26412,56046,56046,26413,93626,6979,136895,r43270,6979l217744,26413r29634,29633l266812,93626r6979,43269xe" filled="f" strokeweight=".35208mm">
+              <v:group w14:anchorId="5832DFF3" id="Group 67" o:spid="_x0000_s1091" style="position:absolute;left:0;text-align:left;margin-left:495.95pt;margin-top:-2.1pt;width:22.6pt;height:27.45pt;z-index:15736832;mso-wrap-distance-left:0;mso-wrap-distance-right:0;mso-position-horizontal-relative:page" coordsize="287020,348615" o:gfxdata="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">
+                <v:shape id="Graphic 68" o:spid="_x0000_s1092" style="position:absolute;left:6337;top:68437;width:274320;height:274320;visibility:visible;mso-wrap-style:square;v-text-anchor:top" coordsize="274320,274320" o:gfxdata="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" path="m273791,136895r-6979,43270l247378,217744r-29634,29634l180165,266812r-43270,6979l93626,266812,56046,247378,26412,217744,6979,180165,,136895,6979,93626,26412,56046,56046,26413,93626,6979,136895,r43270,6979l217744,26413r29634,29633l266812,93626r6979,43269xe" filled="f" strokeweight=".35208mm">
                   <v:path arrowok="t"/>
                 </v:shape>
-                <v:shape id="Textbox 69" o:spid="_x0000_s1092" type="#_x0000_t202" style="position:absolute;width:287020;height:348615;visibility:visible;mso-wrap-style:square;v-text-anchor:top" o:gfxdata="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" filled="f" stroked="f">
+                <v:shape id="Textbox 69" o:spid="_x0000_s1093" type="#_x0000_t202" style="position:absolute;width:287020;height:348615;visibility:visible;mso-wrap-style:square;v-text-anchor:top" o:gfxdata="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" filled="f" stroked="f">
                   <v:textbox inset="0,0,0,0">
                     <w:txbxContent>
                       <w:p>
@@ -7153,11 +7871,11 @@
           </mc:Choice>
           <mc:Fallback>
             <w:pict>
-              <v:group w14:anchorId="5832DFF5" id="Group 70" o:spid="_x0000_s1093" style="position:absolute;left:0;text-align:left;margin-left:222.85pt;margin-top:-11.65pt;width:22.6pt;height:22.6pt;z-index:15737344;mso-wrap-distance-left:0;mso-wrap-distance-right:0;mso-position-horizontal-relative:page" coordsize="287020,287020" o:gfxdata="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">
-                <v:shape id="Graphic 71" o:spid="_x0000_s1094" style="position:absolute;left:6337;top:6337;width:274320;height:274320;visibility:visible;mso-wrap-style:square;v-text-anchor:top" coordsize="274320,274320" o:gfxdata="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" path="m273791,l,,,273791r273791,l273791,xe" filled="f" strokeweight=".35208mm">
+              <v:group w14:anchorId="5832DFF5" id="Group 70" o:spid="_x0000_s1094" style="position:absolute;left:0;text-align:left;margin-left:222.85pt;margin-top:-11.65pt;width:22.6pt;height:22.6pt;z-index:15737344;mso-wrap-distance-left:0;mso-wrap-distance-right:0;mso-position-horizontal-relative:page" coordsize="287020,287020" o:gfxdata="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">
+                <v:shape id="Graphic 71" o:spid="_x0000_s1095" style="position:absolute;left:6337;top:6337;width:274320;height:274320;visibility:visible;mso-wrap-style:square;v-text-anchor:top" coordsize="274320,274320" o:gfxdata="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" path="m273791,l,,,273791r273791,l273791,xe" filled="f" strokeweight=".35208mm">
                   <v:path arrowok="t"/>
                 </v:shape>
-                <v:shape id="Textbox 72" o:spid="_x0000_s1095" type="#_x0000_t202" style="position:absolute;width:287020;height:287020;visibility:visible;mso-wrap-style:square;v-text-anchor:top" o:gfxdata="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" filled="f" stroked="f">
+                <v:shape id="Textbox 72" o:spid="_x0000_s1096" type="#_x0000_t202" style="position:absolute;width:287020;height:287020;visibility:visible;mso-wrap-style:square;v-text-anchor:top" o:gfxdata="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" filled="f" stroked="f">
                   <v:textbox inset="0,0,0,0">
                     <w:txbxContent>
                       <w:p>
@@ -7320,11 +8038,11 @@
           </mc:Choice>
           <mc:Fallback>
             <w:pict>
-              <v:group w14:anchorId="5832DFF7" id="Group 73" o:spid="_x0000_s1096" style="position:absolute;left:0;text-align:left;margin-left:245.4pt;margin-top:-11.65pt;width:143.75pt;height:22.6pt;z-index:-15936000;mso-wrap-distance-left:0;mso-wrap-distance-right:0;mso-position-horizontal-relative:page" coordsize="18256,2870" o:gfxdata="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">
-                <v:shape id="Graphic 74" o:spid="_x0000_s1097" style="position:absolute;top:63;width:18192;height:2743;visibility:visible;mso-wrap-style:square;v-text-anchor:top" coordsize="1819275,274320" o:gfxdata="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" path="m1818938,l1545146,r,273791l1818938,273791,1818938,xem,136895r,l1503710,136895r35732,e" filled="f" strokeweight=".35208mm">
+              <v:group w14:anchorId="5832DFF7" id="Group 73" o:spid="_x0000_s1097" style="position:absolute;left:0;text-align:left;margin-left:245.4pt;margin-top:-11.65pt;width:143.75pt;height:22.6pt;z-index:-15936000;mso-wrap-distance-left:0;mso-wrap-distance-right:0;mso-position-horizontal-relative:page" coordsize="18256,2870" o:gfxdata="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">
+                <v:shape id="Graphic 74" o:spid="_x0000_s1098" style="position:absolute;top:63;width:18192;height:2743;visibility:visible;mso-wrap-style:square;v-text-anchor:top" coordsize="1819275,274320" o:gfxdata="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" path="m1818938,l1545146,r,273791l1818938,273791,1818938,xem,136895r,l1503710,136895r35732,e" filled="f" strokeweight=".35208mm">
                   <v:path arrowok="t"/>
                 </v:shape>
-                <v:shape id="Textbox 75" o:spid="_x0000_s1098" type="#_x0000_t202" style="position:absolute;left:15388;width:2870;height:2870;visibility:visible;mso-wrap-style:square;v-text-anchor:top" o:gfxdata="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" filled="f" stroked="f">
+                <v:shape id="Textbox 75" o:spid="_x0000_s1099" type="#_x0000_t202" style="position:absolute;left:15388;width:2870;height:2870;visibility:visible;mso-wrap-style:square;v-text-anchor:top" o:gfxdata="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" filled="f" stroked="f">
                   <v:textbox inset="0,0,0,0">
                     <w:txbxContent>
                       <w:p>
@@ -7498,11 +8216,11 @@
           </mc:Choice>
           <mc:Fallback>
             <w:pict>
-              <v:group w14:anchorId="5832DFF9" id="Group 76" o:spid="_x0000_s1099" style="position:absolute;left:0;text-align:left;margin-left:48.75pt;margin-top:-.8pt;width:19.15pt;height:16.65pt;z-index:15738368;mso-wrap-distance-left:0;mso-wrap-distance-right:0;mso-position-horizontal-relative:page" coordsize="243204,211454" o:gfxdata="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">
-                <v:shape id="Graphic 77" o:spid="_x0000_s1100" style="position:absolute;left:3175;top:27139;width:236854;height:180975;visibility:visible;mso-wrap-style:square;v-text-anchor:top" coordsize="236854,180975" o:gfxdata="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" path="m,l236854,r,180822l,180822,,xe" filled="f" strokeweight=".17636mm">
+              <v:group w14:anchorId="5832DFF9" id="Group 76" o:spid="_x0000_s1100" style="position:absolute;left:0;text-align:left;margin-left:48.75pt;margin-top:-.8pt;width:19.15pt;height:16.65pt;z-index:15738368;mso-wrap-distance-left:0;mso-wrap-distance-right:0;mso-position-horizontal-relative:page" coordsize="243204,211454" o:gfxdata="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">
+                <v:shape id="Graphic 77" o:spid="_x0000_s1101" style="position:absolute;left:3175;top:27139;width:236854;height:180975;visibility:visible;mso-wrap-style:square;v-text-anchor:top" coordsize="236854,180975" o:gfxdata="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" path="m,l236854,r,180822l,180822,,xe" filled="f" strokeweight=".17636mm">
                   <v:path arrowok="t"/>
                 </v:shape>
-                <v:shape id="Textbox 78" o:spid="_x0000_s1101" type="#_x0000_t202" style="position:absolute;width:243204;height:211454;visibility:visible;mso-wrap-style:square;v-text-anchor:top" o:gfxdata="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" filled="f" stroked="f">
+                <v:shape id="Textbox 78" o:spid="_x0000_s1102" type="#_x0000_t202" style="position:absolute;width:243204;height:211454;visibility:visible;mso-wrap-style:square;v-text-anchor:top" o:gfxdata="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" filled="f" stroked="f">
                   <v:textbox inset="0,0,0,0">
                     <w:txbxContent>
                       <w:p>
@@ -7686,11 +8404,11 @@
           </mc:Choice>
           <mc:Fallback>
             <w:pict>
-              <v:group w14:anchorId="5832DFFB" id="Group 79" o:spid="_x0000_s1102" style="position:absolute;left:0;text-align:left;margin-left:48.75pt;margin-top:4.1pt;width:19.15pt;height:16.65pt;z-index:15738880;mso-wrap-distance-left:0;mso-wrap-distance-right:0;mso-position-horizontal-relative:page" coordsize="243204,211454" o:gfxdata="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">
-                <v:shape id="Graphic 80" o:spid="_x0000_s1103" style="position:absolute;left:3175;top:27139;width:236854;height:180975;visibility:visible;mso-wrap-style:square;v-text-anchor:top" coordsize="236854,180975" o:gfxdata="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" path="m,l236854,r,180822l,180822,,xe" filled="f" strokeweight=".17636mm">
+              <v:group w14:anchorId="5832DFFB" id="Group 79" o:spid="_x0000_s1103" style="position:absolute;left:0;text-align:left;margin-left:48.75pt;margin-top:4.1pt;width:19.15pt;height:16.65pt;z-index:15738880;mso-wrap-distance-left:0;mso-wrap-distance-right:0;mso-position-horizontal-relative:page" coordsize="243204,211454" o:gfxdata="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">
+                <v:shape id="Graphic 80" o:spid="_x0000_s1104" style="position:absolute;left:3175;top:27139;width:236854;height:180975;visibility:visible;mso-wrap-style:square;v-text-anchor:top" coordsize="236854,180975" o:gfxdata="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" path="m,l236854,r,180822l,180822,,xe" filled="f" strokeweight=".17636mm">
                   <v:path arrowok="t"/>
                 </v:shape>
-                <v:shape id="Textbox 81" o:spid="_x0000_s1104" type="#_x0000_t202" style="position:absolute;width:243204;height:211454;visibility:visible;mso-wrap-style:square;v-text-anchor:top" o:gfxdata="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" filled="f" stroked="f">
+                <v:shape id="Textbox 81" o:spid="_x0000_s1105" type="#_x0000_t202" style="position:absolute;width:243204;height:211454;visibility:visible;mso-wrap-style:square;v-text-anchor:top" o:gfxdata="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" filled="f" stroked="f">
                   <v:textbox inset="0,0,0,0">
                     <w:txbxContent>
                       <w:p>
@@ -7937,11 +8655,11 @@
           </mc:Choice>
           <mc:Fallback>
             <w:pict>
-              <v:group w14:anchorId="5832DFFD" id="Group 82" o:spid="_x0000_s1105" style="position:absolute;left:0;text-align:left;margin-left:48.75pt;margin-top:-2.1pt;width:19.15pt;height:16.65pt;z-index:15739392;mso-wrap-distance-left:0;mso-wrap-distance-right:0;mso-position-horizontal-relative:page" coordsize="243204,211454" o:gfxdata="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">
-                <v:shape id="Graphic 83" o:spid="_x0000_s1106" style="position:absolute;left:3175;top:27139;width:236854;height:180975;visibility:visible;mso-wrap-style:square;v-text-anchor:top" coordsize="236854,180975" o:gfxdata="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" path="m,l236854,r,180822l,180822,,xe" filled="f" strokeweight=".17636mm">
+              <v:group w14:anchorId="5832DFFD" id="Group 82" o:spid="_x0000_s1106" style="position:absolute;left:0;text-align:left;margin-left:48.75pt;margin-top:-2.1pt;width:19.15pt;height:16.65pt;z-index:15739392;mso-wrap-distance-left:0;mso-wrap-distance-right:0;mso-position-horizontal-relative:page" coordsize="243204,211454" o:gfxdata="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">
+                <v:shape id="Graphic 83" o:spid="_x0000_s1107" style="position:absolute;left:3175;top:27139;width:236854;height:180975;visibility:visible;mso-wrap-style:square;v-text-anchor:top" coordsize="236854,180975" o:gfxdata="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" path="m,l236854,r,180822l,180822,,xe" filled="f" strokeweight=".17636mm">
                   <v:path arrowok="t"/>
                 </v:shape>
-                <v:shape id="Textbox 84" o:spid="_x0000_s1107" type="#_x0000_t202" style="position:absolute;width:243204;height:211454;visibility:visible;mso-wrap-style:square;v-text-anchor:top" o:gfxdata="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" filled="f" stroked="f">
+                <v:shape id="Textbox 84" o:spid="_x0000_s1108" type="#_x0000_t202" style="position:absolute;width:243204;height:211454;visibility:visible;mso-wrap-style:square;v-text-anchor:top" o:gfxdata="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" filled="f" stroked="f">
                   <v:textbox inset="0,0,0,0">
                     <w:txbxContent>
                       <w:p>
@@ -8676,11 +9394,11 @@
           </mc:Choice>
           <mc:Fallback>
             <w:pict>
-              <v:group w14:anchorId="5832DFFF" id="Group 85" o:spid="_x0000_s1108" style="position:absolute;left:0;text-align:left;margin-left:48.75pt;margin-top:10.8pt;width:19.15pt;height:16.65pt;z-index:15739904;mso-wrap-distance-left:0;mso-wrap-distance-right:0;mso-position-horizontal-relative:page" coordsize="243204,211454" o:gfxdata="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">
-                <v:shape id="Graphic 86" o:spid="_x0000_s1109" style="position:absolute;left:3175;top:27139;width:236854;height:180975;visibility:visible;mso-wrap-style:square;v-text-anchor:top" coordsize="236854,180975" o:gfxdata="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" path="m,l236854,r,180822l,180822,,xe" filled="f" strokeweight=".17636mm">
+              <v:group w14:anchorId="5832DFFF" id="Group 85" o:spid="_x0000_s1109" style="position:absolute;left:0;text-align:left;margin-left:48.75pt;margin-top:10.8pt;width:19.15pt;height:16.65pt;z-index:15739904;mso-wrap-distance-left:0;mso-wrap-distance-right:0;mso-position-horizontal-relative:page" coordsize="243204,211454" o:gfxdata="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">
+                <v:shape id="Graphic 86" o:spid="_x0000_s1110" style="position:absolute;left:3175;top:27139;width:236854;height:180975;visibility:visible;mso-wrap-style:square;v-text-anchor:top" coordsize="236854,180975" o:gfxdata="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" path="m,l236854,r,180822l,180822,,xe" filled="f" strokeweight=".17636mm">
                   <v:path arrowok="t"/>
                 </v:shape>
-                <v:shape id="Textbox 87" o:spid="_x0000_s1110" type="#_x0000_t202" style="position:absolute;width:243204;height:211454;visibility:visible;mso-wrap-style:square;v-text-anchor:top" o:gfxdata="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" filled="f" stroked="f">
+                <v:shape id="Textbox 87" o:spid="_x0000_s1111" type="#_x0000_t202" style="position:absolute;width:243204;height:211454;visibility:visible;mso-wrap-style:square;v-text-anchor:top" o:gfxdata="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" filled="f" stroked="f">
                   <v:textbox inset="0,0,0,0">
                     <w:txbxContent>
                       <w:p>
@@ -10875,7 +11593,7 @@
               <v:stroke joinstyle="miter"/>
               <v:path gradientshapeok="t" o:connecttype="rect"/>
             </v:shapetype>
-            <v:shape id="Textbox 1" o:spid="_x0000_s1111" type="#_x0000_t202" style="position:absolute;margin-left:300.45pt;margin-top:734.85pt;width:12.15pt;height:17.2pt;z-index:-15945216;visibility:visible;mso-wrap-style:square;mso-wrap-distance-left:0;mso-wrap-distance-top:0;mso-wrap-distance-right:0;mso-wrap-distance-bottom:0;mso-position-horizontal:absolute;mso-position-horizontal-relative:page;mso-position-vertical:absolute;mso-position-vertical-relative:page;v-text-anchor:top" o:gfxdata="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" filled="f" stroked="f">
+            <v:shape id="Textbox 1" o:spid="_x0000_s1112" type="#_x0000_t202" style="position:absolute;margin-left:300.45pt;margin-top:734.85pt;width:12.15pt;height:17.2pt;z-index:-15945216;visibility:visible;mso-wrap-style:square;mso-wrap-distance-left:0;mso-wrap-distance-top:0;mso-wrap-distance-right:0;mso-wrap-distance-bottom:0;mso-position-horizontal:absolute;mso-position-horizontal-relative:page;mso-position-vertical:absolute;mso-position-vertical-relative:page;v-text-anchor:top" o:gfxdata="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" filled="f" stroked="f">
               <v:textbox inset="0,0,0,0">
                 <w:txbxContent>
                   <w:p>
